--- a/backend/word_templates/自有资金/材料租赁/五选二/1.采购意向公告.docx
+++ b/backend/word_templates/自有资金/材料租赁/五选二/1.采购意向公告.docx
@@ -10,17 +10,18 @@
       <w:bookmarkStart w:id="0" w:name="_Toc88209928"/>
       <w:r>
         <w:rPr>
-          <w:rFonts w:hint="eastAsia"/>
-          <w:lang w:val="en-US" w:eastAsia="zh-CN"/>
-        </w:rPr>
-        <w:t xml:space="preserve"> </w:t>
-      </w:r>
-      <w:r>
-        <w:rPr>
           <w:rFonts w:hint="eastAsia" w:ascii="宋体" w:hAnsi="宋体" w:eastAsia="宋体" w:cs="宋体"/>
-          <w:lang w:val="en-US" w:eastAsia="zh-CN"/>
-        </w:rPr>
-        <w:t>{{caigou_xiangmu_ming}}意向供应商</w:t>
+          <w:color w:val="0000FF"/>
+          <w:lang w:val="en-US" w:eastAsia="zh-CN"/>
+        </w:rPr>
+        <w:t>{{caigou_xiangmu_ming}}</w:t>
+      </w:r>
+      <w:r>
+        <w:rPr>
+          <w:rFonts w:hint="eastAsia" w:ascii="宋体" w:hAnsi="宋体" w:eastAsia="宋体" w:cs="宋体"/>
+          <w:lang w:val="en-US" w:eastAsia="zh-CN"/>
+        </w:rPr>
+        <w:t>意向供应商</w:t>
       </w:r>
       <w:r>
         <w:rPr>
@@ -70,6 +71,7 @@
       <w:r>
         <w:rPr>
           <w:rFonts w:hint="eastAsia" w:ascii="仿宋_GB2312" w:eastAsia="仿宋_GB2312"/>
+          <w:color w:val="0000FF"/>
           <w:sz w:val="28"/>
           <w:szCs w:val="28"/>
           <w:lang w:val="en-US" w:eastAsia="zh-CN"/>
@@ -218,6 +220,7 @@
       <w:r>
         <w:rPr>
           <w:rFonts w:hint="eastAsia" w:ascii="仿宋_GB2312" w:eastAsia="仿宋_GB2312"/>
+          <w:color w:val="0000FF"/>
           <w:sz w:val="28"/>
           <w:szCs w:val="28"/>
           <w:u w:val="single"/>
@@ -757,38 +760,6 @@
           <w:rFonts w:ascii="仿宋_GB2312" w:eastAsia="仿宋_GB2312"/>
           <w:sz w:val="28"/>
           <w:szCs w:val="28"/>
-          <w:u w:val="single"/>
-        </w:rPr>
-      </w:pPr>
-      <w:r>
-        <w:rPr>
-          <w:rFonts w:hint="eastAsia" w:ascii="仿宋_GB2312" w:eastAsia="仿宋_GB2312"/>
-          <w:sz w:val="28"/>
-          <w:szCs w:val="28"/>
-        </w:rPr>
-        <w:t>（3）供应商应当具有承接过同类</w:t>
-      </w:r>
-      <w:bookmarkStart w:id="1" w:name="_GoBack"/>
-      <w:bookmarkEnd w:id="1"/>
-      <w:r>
-        <w:rPr>
-          <w:rFonts w:hint="eastAsia" w:ascii="仿宋_GB2312" w:eastAsia="仿宋_GB2312"/>
-          <w:sz w:val="28"/>
-          <w:szCs w:val="28"/>
-        </w:rPr>
-        <w:t>项目的业绩。</w:t>
-      </w:r>
-    </w:p>
-    <w:p>
-      <w:pPr>
-        <w:adjustRightInd w:val="0"/>
-        <w:snapToGrid w:val="0"/>
-        <w:spacing w:line="600" w:lineRule="exact"/>
-        <w:jc w:val="left"/>
-        <w:rPr>
-          <w:rFonts w:ascii="仿宋_GB2312" w:eastAsia="仿宋_GB2312"/>
-          <w:sz w:val="28"/>
-          <w:szCs w:val="28"/>
         </w:rPr>
       </w:pPr>
       <w:r>
@@ -1221,10 +1192,22 @@
     </w:p>
     <w:p>
       <w:pPr>
+        <w:keepNext/>
+        <w:keepLines w:val="0"/>
+        <w:pageBreakBefore w:val="0"/>
+        <w:widowControl w:val="0"/>
+        <w:kinsoku/>
+        <w:wordWrap/>
+        <w:overflowPunct/>
+        <w:topLinePunct w:val="0"/>
+        <w:autoSpaceDE/>
+        <w:autoSpaceDN/>
+        <w:bidi w:val="0"/>
         <w:adjustRightInd w:val="0"/>
         <w:snapToGrid w:val="0"/>
         <w:spacing w:line="600" w:lineRule="exact"/>
         <w:jc w:val="left"/>
+        <w:textAlignment w:val="auto"/>
         <w:rPr>
           <w:rFonts w:asciiTheme="minorEastAsia" w:hAnsiTheme="minorEastAsia"/>
           <w:b/>
@@ -1263,10 +1246,22 @@
     </w:p>
     <w:p>
       <w:pPr>
+        <w:keepNext/>
+        <w:keepLines w:val="0"/>
+        <w:pageBreakBefore w:val="0"/>
+        <w:widowControl w:val="0"/>
+        <w:kinsoku/>
+        <w:wordWrap/>
+        <w:overflowPunct/>
+        <w:topLinePunct w:val="0"/>
+        <w:autoSpaceDE/>
+        <w:autoSpaceDN/>
+        <w:bidi w:val="0"/>
         <w:adjustRightInd w:val="0"/>
         <w:snapToGrid w:val="0"/>
         <w:spacing w:line="600" w:lineRule="exact"/>
         <w:jc w:val="left"/>
+        <w:textAlignment w:val="auto"/>
         <w:rPr>
           <w:rFonts w:ascii="仿宋_GB2312" w:eastAsia="仿宋_GB2312"/>
           <w:sz w:val="28"/>
@@ -1306,15 +1301,9 @@
         <w:spacing w:line="600" w:lineRule="exact"/>
         <w:ind w:firstLine="560" w:firstLineChars="200"/>
         <w:rPr>
-          <w:rFonts w:ascii="仿宋_GB2312" w:hAnsi="仿宋" w:eastAsia="仿宋_GB2312"/>
-          <w:color w:val="000000" w:themeColor="text1"/>
-          <w:sz w:val="28"/>
-          <w:szCs w:val="28"/>
-          <w14:textFill>
-            <w14:solidFill>
-              <w14:schemeClr w14:val="tx1"/>
-            </w14:solidFill>
-          </w14:textFill>
+          <w:rFonts w:ascii="仿宋_GB2312" w:eastAsia="仿宋_GB2312"/>
+          <w:sz w:val="28"/>
+          <w:szCs w:val="28"/>
         </w:rPr>
       </w:pPr>
       <w:r>
@@ -1441,28 +1430,61 @@
           <w:sz w:val="28"/>
           <w:szCs w:val="28"/>
         </w:rPr>
-        <w:t>文件。</w:t>
-      </w:r>
-    </w:p>
-    <w:p>
-      <w:pPr>
+        <w:t xml:space="preserve">文件。  </w:t>
+      </w:r>
+    </w:p>
+    <w:p>
+      <w:pPr>
+        <w:keepNext/>
+        <w:keepLines w:val="0"/>
+        <w:pageBreakBefore w:val="0"/>
+        <w:widowControl w:val="0"/>
+        <w:kinsoku/>
+        <w:wordWrap/>
+        <w:overflowPunct/>
+        <w:topLinePunct w:val="0"/>
+        <w:autoSpaceDE/>
+        <w:autoSpaceDN/>
+        <w:bidi w:val="0"/>
         <w:adjustRightInd w:val="0"/>
         <w:snapToGrid w:val="0"/>
         <w:spacing w:line="600" w:lineRule="exact"/>
         <w:jc w:val="left"/>
-        <w:rPr>
-          <w:rFonts w:ascii="仿宋_GB2312" w:eastAsia="仿宋_GB2312"/>
-          <w:sz w:val="28"/>
-          <w:szCs w:val="28"/>
-        </w:rPr>
-      </w:pPr>
-      <w:r>
-        <w:rPr>
-          <w:rFonts w:hint="eastAsia" w:ascii="仿宋_GB2312" w:eastAsia="仿宋_GB2312"/>
-          <w:sz w:val="28"/>
-          <w:szCs w:val="28"/>
-        </w:rPr>
-        <w:t xml:space="preserve">    </w:t>
+        <w:textAlignment w:val="auto"/>
+        <w:rPr>
+          <w:rFonts w:asciiTheme="minorEastAsia" w:hAnsiTheme="minorEastAsia"/>
+          <w:b/>
+          <w:sz w:val="32"/>
+          <w:szCs w:val="32"/>
+        </w:rPr>
+      </w:pPr>
+      <w:r>
+        <w:rPr>
+          <w:rFonts w:hint="eastAsia" w:asciiTheme="minorEastAsia" w:hAnsiTheme="minorEastAsia"/>
+          <w:b/>
+          <w:sz w:val="32"/>
+          <w:szCs w:val="32"/>
+        </w:rPr>
+        <w:t>5.</w:t>
+      </w:r>
+      <w:r>
+        <w:rPr>
+          <w:rFonts w:hint="eastAsia" w:eastAsia="宋体" w:asciiTheme="minorEastAsia" w:hAnsiTheme="minorEastAsia"/>
+          <w:b/>
+          <w:sz w:val="32"/>
+          <w:szCs w:val="32"/>
+          <w:lang w:val="en-US" w:eastAsia="zh-CN"/>
+        </w:rPr>
+        <w:t>意向报名</w:t>
+      </w:r>
+      <w:r>
+        <w:rPr>
+          <w:rFonts w:hint="eastAsia" w:asciiTheme="minorEastAsia" w:hAnsiTheme="minorEastAsia"/>
+          <w:b/>
+          <w:sz w:val="32"/>
+          <w:szCs w:val="32"/>
+        </w:rPr>
+        <w:t>文件的递交</w:t>
       </w:r>
     </w:p>
     <w:p>
@@ -1472,90 +1494,48 @@
         <w:spacing w:line="600" w:lineRule="exact"/>
         <w:jc w:val="left"/>
         <w:rPr>
-          <w:rFonts w:asciiTheme="minorEastAsia" w:hAnsiTheme="minorEastAsia"/>
-          <w:b/>
-          <w:sz w:val="32"/>
-          <w:szCs w:val="32"/>
-        </w:rPr>
-      </w:pPr>
-      <w:r>
-        <w:rPr>
-          <w:rFonts w:hint="eastAsia" w:asciiTheme="minorEastAsia" w:hAnsiTheme="minorEastAsia"/>
-          <w:b/>
-          <w:sz w:val="32"/>
-          <w:szCs w:val="32"/>
-        </w:rPr>
-        <w:t>5.</w:t>
-      </w:r>
-      <w:r>
-        <w:rPr>
-          <w:rFonts w:hint="eastAsia" w:eastAsia="宋体" w:asciiTheme="minorEastAsia" w:hAnsiTheme="minorEastAsia"/>
-          <w:b/>
-          <w:sz w:val="32"/>
-          <w:szCs w:val="32"/>
+          <w:rFonts w:ascii="仿宋_GB2312" w:eastAsia="仿宋_GB2312"/>
+          <w:color w:val="auto"/>
+          <w:sz w:val="28"/>
+          <w:szCs w:val="28"/>
+        </w:rPr>
+      </w:pPr>
+      <w:r>
+        <w:rPr>
+          <w:rFonts w:hint="eastAsia" w:ascii="仿宋_GB2312" w:eastAsia="仿宋_GB2312"/>
+          <w:sz w:val="28"/>
+          <w:szCs w:val="28"/>
+        </w:rPr>
+        <w:t>5.1</w:t>
+      </w:r>
+      <w:r>
+        <w:rPr>
+          <w:rFonts w:hint="eastAsia" w:ascii="仿宋_GB2312" w:eastAsia="仿宋_GB2312"/>
+          <w:sz w:val="28"/>
+          <w:szCs w:val="28"/>
+          <w:lang w:val="en-US" w:eastAsia="zh-CN"/>
+        </w:rPr>
+        <w:t>书面</w:t>
+      </w:r>
+      <w:r>
+        <w:rPr>
+          <w:rFonts w:hint="eastAsia" w:ascii="仿宋_GB2312" w:eastAsia="仿宋_GB2312"/>
+          <w:sz w:val="28"/>
+          <w:szCs w:val="28"/>
+        </w:rPr>
+        <w:t>递交</w:t>
+      </w:r>
+      <w:r>
+        <w:rPr>
+          <w:rFonts w:hint="eastAsia" w:ascii="仿宋_GB2312" w:eastAsia="仿宋_GB2312"/>
+          <w:sz w:val="28"/>
+          <w:szCs w:val="28"/>
           <w:lang w:val="en-US" w:eastAsia="zh-CN"/>
         </w:rPr>
         <w:t>意向报名</w:t>
       </w:r>
       <w:r>
         <w:rPr>
-          <w:rFonts w:hint="eastAsia" w:asciiTheme="minorEastAsia" w:hAnsiTheme="minorEastAsia"/>
-          <w:b/>
-          <w:sz w:val="32"/>
-          <w:szCs w:val="32"/>
-        </w:rPr>
-        <w:t>文件的递交</w:t>
-      </w:r>
-    </w:p>
-    <w:p>
-      <w:pPr>
-        <w:adjustRightInd w:val="0"/>
-        <w:snapToGrid w:val="0"/>
-        <w:spacing w:line="600" w:lineRule="exact"/>
-        <w:jc w:val="left"/>
-        <w:rPr>
-          <w:rFonts w:ascii="仿宋_GB2312" w:eastAsia="仿宋_GB2312"/>
-          <w:color w:val="auto"/>
-          <w:sz w:val="28"/>
-          <w:szCs w:val="28"/>
-        </w:rPr>
-      </w:pPr>
-      <w:r>
-        <w:rPr>
-          <w:rFonts w:hint="eastAsia" w:ascii="仿宋_GB2312" w:eastAsia="仿宋_GB2312"/>
-          <w:sz w:val="28"/>
-          <w:szCs w:val="28"/>
-        </w:rPr>
-        <w:t>5.1</w:t>
-      </w:r>
-      <w:r>
-        <w:rPr>
-          <w:rFonts w:hint="eastAsia" w:ascii="仿宋_GB2312" w:eastAsia="仿宋_GB2312"/>
-          <w:sz w:val="28"/>
-          <w:szCs w:val="28"/>
-          <w:lang w:val="en-US" w:eastAsia="zh-CN"/>
-        </w:rPr>
-        <w:t>书面</w:t>
-      </w:r>
-      <w:r>
-        <w:rPr>
-          <w:rFonts w:hint="eastAsia" w:ascii="仿宋_GB2312" w:eastAsia="仿宋_GB2312"/>
-          <w:sz w:val="28"/>
-          <w:szCs w:val="28"/>
-        </w:rPr>
-        <w:t>递交</w:t>
-      </w:r>
-      <w:r>
-        <w:rPr>
-          <w:rFonts w:hint="eastAsia" w:ascii="仿宋_GB2312" w:eastAsia="仿宋_GB2312"/>
-          <w:sz w:val="28"/>
-          <w:szCs w:val="28"/>
-          <w:lang w:val="en-US" w:eastAsia="zh-CN"/>
-        </w:rPr>
-        <w:t>意向报名</w:t>
-      </w:r>
-      <w:r>
-        <w:rPr>
           <w:rFonts w:hint="eastAsia" w:ascii="仿宋_GB2312" w:eastAsia="仿宋_GB2312"/>
           <w:sz w:val="28"/>
           <w:szCs w:val="28"/>
@@ -1565,7 +1545,7 @@
       <w:r>
         <w:rPr>
           <w:rFonts w:hint="eastAsia" w:ascii="仿宋_GB2312" w:eastAsia="仿宋_GB2312"/>
-          <w:color w:val="auto"/>
+          <w:color w:val="0000FF"/>
           <w:sz w:val="28"/>
           <w:szCs w:val="28"/>
           <w:u w:val="single"/>
@@ -1585,7 +1565,7 @@
       <w:r>
         <w:rPr>
           <w:rFonts w:hint="eastAsia" w:ascii="仿宋_GB2312" w:eastAsia="仿宋_GB2312"/>
-          <w:color w:val="auto"/>
+          <w:color w:val="0000FF"/>
           <w:sz w:val="28"/>
           <w:szCs w:val="28"/>
           <w:u w:val="single"/>
@@ -1605,7 +1585,7 @@
       <w:r>
         <w:rPr>
           <w:rFonts w:hint="eastAsia" w:ascii="仿宋_GB2312" w:eastAsia="仿宋_GB2312"/>
-          <w:color w:val="auto"/>
+          <w:color w:val="0000FF"/>
           <w:sz w:val="28"/>
           <w:szCs w:val="28"/>
           <w:u w:val="single"/>
@@ -2307,25 +2287,30 @@
     </w:p>
     <w:p>
       <w:pPr>
+        <w:keepNext/>
+        <w:keepLines w:val="0"/>
+        <w:pageBreakBefore w:val="0"/>
+        <w:widowControl w:val="0"/>
+        <w:kinsoku/>
+        <w:wordWrap/>
+        <w:overflowPunct/>
+        <w:topLinePunct w:val="0"/>
+        <w:autoSpaceDE/>
+        <w:autoSpaceDN/>
+        <w:bidi w:val="0"/>
         <w:adjustRightInd w:val="0"/>
         <w:snapToGrid w:val="0"/>
         <w:spacing w:line="600" w:lineRule="exact"/>
         <w:jc w:val="left"/>
-        <w:rPr>
-          <w:rFonts w:hint="eastAsia" w:asciiTheme="minorEastAsia" w:hAnsiTheme="minorEastAsia"/>
+        <w:textAlignment w:val="auto"/>
+        <w:rPr>
+          <w:rFonts w:ascii="宋体" w:hAnsi="宋体"/>
           <w:b/>
           <w:sz w:val="32"/>
           <w:szCs w:val="32"/>
-          <w:lang w:val="en-US" w:eastAsia="zh-CN"/>
-        </w:rPr>
-      </w:pPr>
-    </w:p>
-    <w:p>
-      <w:pPr>
-        <w:adjustRightInd w:val="0"/>
-        <w:snapToGrid w:val="0"/>
-        <w:spacing w:line="600" w:lineRule="exact"/>
-        <w:jc w:val="left"/>
+        </w:rPr>
+      </w:pPr>
+      <w:r>
         <w:rPr>
           <w:rFonts w:hint="eastAsia" w:asciiTheme="minorEastAsia" w:hAnsiTheme="minorEastAsia"/>
           <w:b/>
@@ -2333,57 +2318,46 @@
           <w:szCs w:val="32"/>
           <w:lang w:val="en-US" w:eastAsia="zh-CN"/>
         </w:rPr>
-      </w:pPr>
-    </w:p>
-    <w:p>
-      <w:pPr>
-        <w:adjustRightInd w:val="0"/>
-        <w:snapToGrid w:val="0"/>
-        <w:spacing w:line="600" w:lineRule="exact"/>
-        <w:jc w:val="left"/>
-        <w:rPr>
-          <w:rFonts w:ascii="宋体" w:hAnsi="宋体"/>
+        <w:t>7</w:t>
+      </w:r>
+      <w:r>
+        <w:rPr>
+          <w:rFonts w:hint="eastAsia" w:asciiTheme="minorEastAsia" w:hAnsiTheme="minorEastAsia"/>
           <w:b/>
           <w:sz w:val="32"/>
           <w:szCs w:val="32"/>
         </w:rPr>
-      </w:pPr>
-      <w:r>
-        <w:rPr>
-          <w:rFonts w:hint="eastAsia" w:asciiTheme="minorEastAsia" w:hAnsiTheme="minorEastAsia"/>
+        <w:t>.</w:t>
+      </w:r>
+      <w:r>
+        <w:rPr>
+          <w:rFonts w:hint="eastAsia" w:ascii="宋体" w:hAnsi="宋体"/>
           <w:b/>
           <w:sz w:val="32"/>
           <w:szCs w:val="32"/>
-          <w:lang w:val="en-US" w:eastAsia="zh-CN"/>
-        </w:rPr>
-        <w:t>7</w:t>
-      </w:r>
-      <w:r>
-        <w:rPr>
-          <w:rFonts w:hint="eastAsia" w:asciiTheme="minorEastAsia" w:hAnsiTheme="minorEastAsia"/>
-          <w:b/>
-          <w:sz w:val="32"/>
-          <w:szCs w:val="32"/>
-        </w:rPr>
-        <w:t>.</w:t>
-      </w:r>
-      <w:r>
-        <w:rPr>
-          <w:rFonts w:hint="eastAsia" w:ascii="宋体" w:hAnsi="宋体"/>
-          <w:b/>
-          <w:sz w:val="32"/>
-          <w:szCs w:val="32"/>
         </w:rPr>
         <w:t>联系方式</w:t>
       </w:r>
     </w:p>
     <w:p>
       <w:pPr>
+        <w:keepNext/>
+        <w:keepLines w:val="0"/>
+        <w:pageBreakBefore w:val="0"/>
+        <w:widowControl w:val="0"/>
+        <w:kinsoku/>
+        <w:wordWrap/>
+        <w:overflowPunct/>
+        <w:topLinePunct w:val="0"/>
+        <w:autoSpaceDE/>
+        <w:autoSpaceDN/>
+        <w:bidi w:val="0"/>
         <w:adjustRightInd w:val="0"/>
         <w:snapToGrid w:val="0"/>
         <w:spacing w:line="600" w:lineRule="exact"/>
         <w:ind w:firstLine="560" w:firstLineChars="200"/>
         <w:jc w:val="left"/>
+        <w:textAlignment w:val="auto"/>
         <w:rPr>
           <w:rFonts w:hint="eastAsia" w:ascii="仿宋_GB2312" w:eastAsia="仿宋_GB2312"/>
           <w:sz w:val="28"/>
@@ -2438,11 +2412,23 @@
     </w:p>
     <w:p>
       <w:pPr>
+        <w:keepNext/>
+        <w:keepLines w:val="0"/>
+        <w:pageBreakBefore w:val="0"/>
+        <w:widowControl w:val="0"/>
+        <w:kinsoku/>
+        <w:wordWrap/>
+        <w:overflowPunct/>
+        <w:topLinePunct w:val="0"/>
+        <w:autoSpaceDE/>
+        <w:autoSpaceDN/>
+        <w:bidi w:val="0"/>
         <w:adjustRightInd w:val="0"/>
         <w:snapToGrid w:val="0"/>
         <w:spacing w:line="600" w:lineRule="exact"/>
         <w:ind w:firstLine="560" w:firstLineChars="200"/>
         <w:jc w:val="left"/>
+        <w:textAlignment w:val="auto"/>
         <w:rPr>
           <w:rFonts w:ascii="仿宋_GB2312" w:eastAsia="仿宋_GB2312"/>
           <w:sz w:val="28"/>
@@ -2470,11 +2456,23 @@
     </w:p>
     <w:p>
       <w:pPr>
+        <w:keepNext/>
+        <w:keepLines w:val="0"/>
+        <w:pageBreakBefore w:val="0"/>
+        <w:widowControl w:val="0"/>
+        <w:kinsoku/>
+        <w:wordWrap/>
+        <w:overflowPunct/>
+        <w:topLinePunct w:val="0"/>
+        <w:autoSpaceDE/>
+        <w:autoSpaceDN/>
+        <w:bidi w:val="0"/>
         <w:adjustRightInd w:val="0"/>
         <w:snapToGrid w:val="0"/>
         <w:spacing w:line="600" w:lineRule="exact"/>
         <w:ind w:firstLine="560" w:firstLineChars="200"/>
         <w:jc w:val="left"/>
+        <w:textAlignment w:val="auto"/>
         <w:rPr>
           <w:rFonts w:hint="default" w:ascii="仿宋_GB2312" w:eastAsia="仿宋_GB2312"/>
           <w:sz w:val="28"/>
@@ -2502,11 +2500,23 @@
     </w:p>
     <w:p>
       <w:pPr>
+        <w:keepNext/>
+        <w:keepLines w:val="0"/>
+        <w:pageBreakBefore w:val="0"/>
+        <w:widowControl w:val="0"/>
+        <w:kinsoku/>
+        <w:wordWrap/>
+        <w:overflowPunct/>
+        <w:topLinePunct w:val="0"/>
+        <w:autoSpaceDE/>
+        <w:autoSpaceDN/>
+        <w:bidi w:val="0"/>
         <w:adjustRightInd w:val="0"/>
         <w:snapToGrid w:val="0"/>
         <w:spacing w:line="600" w:lineRule="exact"/>
         <w:ind w:firstLine="560" w:firstLineChars="200"/>
         <w:jc w:val="left"/>
+        <w:textAlignment w:val="auto"/>
         <w:rPr>
           <w:rFonts w:ascii="仿宋_GB2312" w:eastAsia="仿宋_GB2312"/>
           <w:sz w:val="28"/>
@@ -2541,10 +2551,22 @@
     </w:p>
     <w:p>
       <w:pPr>
+        <w:keepNext/>
+        <w:keepLines w:val="0"/>
+        <w:pageBreakBefore w:val="0"/>
+        <w:widowControl w:val="0"/>
+        <w:kinsoku/>
+        <w:wordWrap/>
+        <w:overflowPunct/>
+        <w:topLinePunct w:val="0"/>
+        <w:autoSpaceDE/>
+        <w:autoSpaceDN/>
+        <w:bidi w:val="0"/>
         <w:adjustRightInd w:val="0"/>
         <w:snapToGrid w:val="0"/>
         <w:spacing w:line="600" w:lineRule="exact"/>
         <w:jc w:val="left"/>
+        <w:textAlignment w:val="auto"/>
         <w:rPr>
           <w:rFonts w:ascii="仿宋_GB2312" w:eastAsia="仿宋_GB2312"/>
           <w:sz w:val="28"/>
@@ -2554,10 +2576,22 @@
     </w:p>
     <w:p>
       <w:pPr>
+        <w:keepNext/>
+        <w:keepLines w:val="0"/>
+        <w:pageBreakBefore w:val="0"/>
+        <w:widowControl w:val="0"/>
+        <w:kinsoku/>
+        <w:wordWrap/>
+        <w:overflowPunct/>
+        <w:topLinePunct w:val="0"/>
+        <w:autoSpaceDE/>
+        <w:autoSpaceDN/>
+        <w:bidi w:val="0"/>
         <w:adjustRightInd w:val="0"/>
         <w:snapToGrid w:val="0"/>
         <w:spacing w:line="600" w:lineRule="exact"/>
         <w:jc w:val="center"/>
+        <w:textAlignment w:val="auto"/>
         <w:rPr>
           <w:rFonts w:hint="eastAsia" w:ascii="仿宋_GB2312" w:eastAsia="仿宋_GB2312"/>
           <w:sz w:val="28"/>
@@ -2626,6 +2660,7 @@
       <w:r>
         <w:rPr>
           <w:rFonts w:hint="eastAsia" w:ascii="仿宋_GB2312" w:eastAsia="仿宋_GB2312"/>
+          <w:color w:val="0000FF"/>
           <w:sz w:val="28"/>
           <w:szCs w:val="28"/>
           <w:u w:val="none"/>
@@ -2645,6 +2680,7 @@
       <w:r>
         <w:rPr>
           <w:rFonts w:hint="eastAsia" w:ascii="仿宋_GB2312" w:eastAsia="仿宋_GB2312"/>
+          <w:color w:val="0000FF"/>
           <w:sz w:val="28"/>
           <w:szCs w:val="28"/>
           <w:u w:val="none"/>
@@ -2664,6 +2700,7 @@
       <w:r>
         <w:rPr>
           <w:rFonts w:hint="eastAsia" w:ascii="仿宋_GB2312" w:eastAsia="仿宋_GB2312"/>
+          <w:color w:val="0000FF"/>
           <w:sz w:val="28"/>
           <w:szCs w:val="28"/>
           <w:u w:val="none"/>
@@ -2683,110 +2720,22 @@
     </w:p>
     <w:p>
       <w:pPr>
-        <w:ind w:firstLine="4200" w:firstLineChars="1500"/>
-        <w:rPr>
-          <w:rFonts w:hint="eastAsia" w:ascii="仿宋_GB2312" w:eastAsia="仿宋_GB2312"/>
-          <w:sz w:val="28"/>
-          <w:szCs w:val="28"/>
-        </w:rPr>
-      </w:pPr>
-    </w:p>
-    <w:p>
-      <w:pPr>
-        <w:ind w:firstLine="4200" w:firstLineChars="1500"/>
-        <w:rPr>
-          <w:rFonts w:hint="eastAsia" w:ascii="仿宋_GB2312" w:eastAsia="仿宋_GB2312"/>
-          <w:sz w:val="28"/>
-          <w:szCs w:val="28"/>
-        </w:rPr>
-      </w:pPr>
-    </w:p>
-    <w:p>
-      <w:pPr>
-        <w:ind w:firstLine="4200" w:firstLineChars="1500"/>
-        <w:rPr>
-          <w:rFonts w:hint="eastAsia" w:ascii="仿宋_GB2312" w:eastAsia="仿宋_GB2312"/>
-          <w:sz w:val="28"/>
-          <w:szCs w:val="28"/>
-        </w:rPr>
-      </w:pPr>
-    </w:p>
-    <w:p>
-      <w:pPr>
-        <w:ind w:firstLine="4200" w:firstLineChars="1500"/>
-        <w:rPr>
-          <w:rFonts w:hint="eastAsia" w:ascii="仿宋_GB2312" w:eastAsia="仿宋_GB2312"/>
-          <w:sz w:val="28"/>
-          <w:szCs w:val="28"/>
-        </w:rPr>
-      </w:pPr>
-    </w:p>
-    <w:p>
-      <w:pPr>
-        <w:ind w:firstLine="4200" w:firstLineChars="1500"/>
-        <w:rPr>
-          <w:rFonts w:hint="eastAsia" w:ascii="仿宋_GB2312" w:eastAsia="仿宋_GB2312"/>
-          <w:sz w:val="28"/>
-          <w:szCs w:val="28"/>
-        </w:rPr>
-      </w:pPr>
-    </w:p>
-    <w:p>
-      <w:pPr>
-        <w:ind w:firstLine="4200" w:firstLineChars="1500"/>
-        <w:rPr>
-          <w:rFonts w:hint="eastAsia" w:ascii="仿宋_GB2312" w:eastAsia="仿宋_GB2312"/>
-          <w:sz w:val="28"/>
-          <w:szCs w:val="28"/>
-        </w:rPr>
-      </w:pPr>
-    </w:p>
-    <w:p>
-      <w:pPr>
-        <w:ind w:firstLine="4200" w:firstLineChars="1500"/>
-        <w:rPr>
-          <w:rFonts w:hint="eastAsia" w:ascii="仿宋_GB2312" w:eastAsia="仿宋_GB2312"/>
-          <w:sz w:val="28"/>
-          <w:szCs w:val="28"/>
-        </w:rPr>
-      </w:pPr>
-    </w:p>
-    <w:p>
-      <w:pPr>
-        <w:ind w:firstLine="4200" w:firstLineChars="1500"/>
-        <w:rPr>
-          <w:rFonts w:hint="eastAsia" w:ascii="仿宋_GB2312" w:eastAsia="仿宋_GB2312"/>
-          <w:sz w:val="28"/>
-          <w:szCs w:val="28"/>
-        </w:rPr>
-      </w:pPr>
-    </w:p>
-    <w:p>
-      <w:pPr>
-        <w:ind w:firstLine="4200" w:firstLineChars="1500"/>
-        <w:rPr>
-          <w:rFonts w:hint="eastAsia" w:ascii="仿宋_GB2312" w:eastAsia="仿宋_GB2312"/>
-          <w:sz w:val="28"/>
-          <w:szCs w:val="28"/>
-        </w:rPr>
-      </w:pPr>
-    </w:p>
-    <w:p>
-      <w:pPr>
-        <w:ind w:firstLine="4200" w:firstLineChars="1500"/>
-        <w:rPr>
-          <w:rFonts w:hint="eastAsia" w:ascii="仿宋_GB2312" w:eastAsia="仿宋_GB2312"/>
-          <w:sz w:val="28"/>
-          <w:szCs w:val="28"/>
-        </w:rPr>
-      </w:pPr>
-    </w:p>
-    <w:p>
-      <w:pPr>
+        <w:keepNext w:val="0"/>
+        <w:keepLines w:val="0"/>
+        <w:pageBreakBefore/>
+        <w:widowControl w:val="0"/>
+        <w:kinsoku/>
+        <w:wordWrap/>
+        <w:overflowPunct/>
+        <w:topLinePunct w:val="0"/>
+        <w:autoSpaceDE/>
+        <w:autoSpaceDN/>
+        <w:bidi w:val="0"/>
         <w:adjustRightInd w:val="0"/>
         <w:snapToGrid w:val="0"/>
         <w:spacing w:line="600" w:lineRule="exact"/>
         <w:jc w:val="center"/>
+        <w:textAlignment w:val="auto"/>
         <w:rPr>
           <w:rFonts w:hint="eastAsia" w:asciiTheme="minorEastAsia" w:hAnsiTheme="minorEastAsia"/>
           <w:b/>
@@ -3120,7 +3069,7 @@
             <w:r>
               <w:rPr>
                 <w:rFonts w:hint="eastAsia" w:ascii="仿宋_GB2312" w:hAnsi="仿宋_GB2312" w:eastAsia="仿宋_GB2312" w:cs="仿宋_GB2312"/>
-                <w:color w:val="auto"/>
+                <w:color w:val="0000FF"/>
                 <w:kern w:val="2"/>
                 <w:sz w:val="24"/>
                 <w:szCs w:val="24"/>
@@ -3143,7 +3092,7 @@
               <w:jc w:val="center"/>
               <w:rPr>
                 <w:rFonts w:hint="default" w:ascii="仿宋_GB2312" w:hAnsi="仿宋_GB2312" w:eastAsia="仿宋_GB2312" w:cs="仿宋_GB2312"/>
-                <w:color w:val="auto"/>
+                <w:color w:val="0000FF"/>
                 <w:kern w:val="2"/>
                 <w:sz w:val="24"/>
                 <w:szCs w:val="24"/>
@@ -3153,7 +3102,7 @@
             <w:r>
               <w:rPr>
                 <w:rFonts w:hint="eastAsia" w:ascii="仿宋_GB2312" w:hAnsi="仿宋_GB2312" w:eastAsia="仿宋_GB2312" w:cs="仿宋_GB2312"/>
-                <w:color w:val="auto"/>
+                <w:color w:val="0000FF"/>
                 <w:kern w:val="2"/>
                 <w:sz w:val="24"/>
                 <w:szCs w:val="24"/>
@@ -3186,7 +3135,7 @@
             <w:r>
               <w:rPr>
                 <w:rFonts w:hint="eastAsia" w:ascii="仿宋_GB2312" w:hAnsi="仿宋_GB2312" w:eastAsia="仿宋_GB2312" w:cs="仿宋_GB2312"/>
-                <w:color w:val="FF0000"/>
+                <w:color w:val="auto"/>
                 <w:kern w:val="2"/>
                 <w:sz w:val="24"/>
                 <w:szCs w:val="24"/>
@@ -3219,7 +3168,7 @@
             <w:r>
               <w:rPr>
                 <w:rFonts w:hint="eastAsia" w:ascii="仿宋_GB2312" w:hAnsi="仿宋_GB2312" w:eastAsia="仿宋_GB2312" w:cs="仿宋_GB2312"/>
-                <w:color w:val="FF0000"/>
+                <w:color w:val="auto"/>
                 <w:kern w:val="2"/>
                 <w:sz w:val="24"/>
                 <w:szCs w:val="24"/>
@@ -3249,415 +3198,22 @@
     </w:p>
     <w:p>
       <w:pPr>
+        <w:keepNext w:val="0"/>
+        <w:keepLines w:val="0"/>
+        <w:pageBreakBefore/>
+        <w:widowControl w:val="0"/>
+        <w:kinsoku/>
+        <w:wordWrap/>
+        <w:overflowPunct/>
+        <w:topLinePunct w:val="0"/>
+        <w:autoSpaceDE/>
+        <w:autoSpaceDN/>
+        <w:bidi w:val="0"/>
         <w:adjustRightInd w:val="0"/>
         <w:snapToGrid w:val="0"/>
         <w:spacing w:line="240" w:lineRule="auto"/>
         <w:jc w:val="center"/>
-        <w:rPr>
-          <w:rFonts w:hint="eastAsia" w:asciiTheme="minorEastAsia" w:hAnsiTheme="minorEastAsia"/>
-          <w:b/>
-          <w:sz w:val="32"/>
-          <w:szCs w:val="32"/>
-          <w:lang w:val="en-US" w:eastAsia="zh-CN"/>
-        </w:rPr>
-      </w:pPr>
-    </w:p>
-    <w:p>
-      <w:pPr>
-        <w:adjustRightInd w:val="0"/>
-        <w:snapToGrid w:val="0"/>
-        <w:spacing w:line="240" w:lineRule="auto"/>
-        <w:jc w:val="center"/>
-        <w:rPr>
-          <w:rFonts w:hint="eastAsia" w:asciiTheme="minorEastAsia" w:hAnsiTheme="minorEastAsia"/>
-          <w:b/>
-          <w:sz w:val="32"/>
-          <w:szCs w:val="32"/>
-          <w:lang w:val="en-US" w:eastAsia="zh-CN"/>
-        </w:rPr>
-      </w:pPr>
-    </w:p>
-    <w:p>
-      <w:pPr>
-        <w:adjustRightInd w:val="0"/>
-        <w:snapToGrid w:val="0"/>
-        <w:spacing w:line="240" w:lineRule="auto"/>
-        <w:jc w:val="center"/>
-        <w:rPr>
-          <w:rFonts w:hint="eastAsia" w:asciiTheme="minorEastAsia" w:hAnsiTheme="minorEastAsia"/>
-          <w:b/>
-          <w:sz w:val="32"/>
-          <w:szCs w:val="32"/>
-          <w:lang w:val="en-US" w:eastAsia="zh-CN"/>
-        </w:rPr>
-      </w:pPr>
-    </w:p>
-    <w:p>
-      <w:pPr>
-        <w:adjustRightInd w:val="0"/>
-        <w:snapToGrid w:val="0"/>
-        <w:spacing w:line="240" w:lineRule="auto"/>
-        <w:jc w:val="center"/>
-        <w:rPr>
-          <w:rFonts w:hint="eastAsia" w:asciiTheme="minorEastAsia" w:hAnsiTheme="minorEastAsia"/>
-          <w:b/>
-          <w:sz w:val="32"/>
-          <w:szCs w:val="32"/>
-          <w:lang w:val="en-US" w:eastAsia="zh-CN"/>
-        </w:rPr>
-      </w:pPr>
-    </w:p>
-    <w:p>
-      <w:pPr>
-        <w:adjustRightInd w:val="0"/>
-        <w:snapToGrid w:val="0"/>
-        <w:spacing w:line="240" w:lineRule="auto"/>
-        <w:jc w:val="center"/>
-        <w:rPr>
-          <w:rFonts w:hint="eastAsia" w:asciiTheme="minorEastAsia" w:hAnsiTheme="minorEastAsia"/>
-          <w:b/>
-          <w:sz w:val="32"/>
-          <w:szCs w:val="32"/>
-          <w:lang w:val="en-US" w:eastAsia="zh-CN"/>
-        </w:rPr>
-      </w:pPr>
-    </w:p>
-    <w:p>
-      <w:pPr>
-        <w:adjustRightInd w:val="0"/>
-        <w:snapToGrid w:val="0"/>
-        <w:spacing w:line="240" w:lineRule="auto"/>
-        <w:jc w:val="center"/>
-        <w:rPr>
-          <w:rFonts w:hint="eastAsia" w:asciiTheme="minorEastAsia" w:hAnsiTheme="minorEastAsia"/>
-          <w:b/>
-          <w:sz w:val="32"/>
-          <w:szCs w:val="32"/>
-          <w:lang w:val="en-US" w:eastAsia="zh-CN"/>
-        </w:rPr>
-      </w:pPr>
-    </w:p>
-    <w:p>
-      <w:pPr>
-        <w:adjustRightInd w:val="0"/>
-        <w:snapToGrid w:val="0"/>
-        <w:spacing w:line="240" w:lineRule="auto"/>
-        <w:jc w:val="center"/>
-        <w:rPr>
-          <w:rFonts w:hint="eastAsia" w:asciiTheme="minorEastAsia" w:hAnsiTheme="minorEastAsia"/>
-          <w:b/>
-          <w:sz w:val="32"/>
-          <w:szCs w:val="32"/>
-          <w:lang w:val="en-US" w:eastAsia="zh-CN"/>
-        </w:rPr>
-      </w:pPr>
-    </w:p>
-    <w:p>
-      <w:pPr>
-        <w:adjustRightInd w:val="0"/>
-        <w:snapToGrid w:val="0"/>
-        <w:spacing w:line="240" w:lineRule="auto"/>
-        <w:jc w:val="center"/>
-        <w:rPr>
-          <w:rFonts w:hint="eastAsia" w:asciiTheme="minorEastAsia" w:hAnsiTheme="minorEastAsia"/>
-          <w:b/>
-          <w:sz w:val="32"/>
-          <w:szCs w:val="32"/>
-          <w:lang w:val="en-US" w:eastAsia="zh-CN"/>
-        </w:rPr>
-      </w:pPr>
-    </w:p>
-    <w:p>
-      <w:pPr>
-        <w:adjustRightInd w:val="0"/>
-        <w:snapToGrid w:val="0"/>
-        <w:spacing w:line="240" w:lineRule="auto"/>
-        <w:jc w:val="center"/>
-        <w:rPr>
-          <w:rFonts w:hint="eastAsia" w:asciiTheme="minorEastAsia" w:hAnsiTheme="minorEastAsia"/>
-          <w:b/>
-          <w:sz w:val="32"/>
-          <w:szCs w:val="32"/>
-          <w:lang w:val="en-US" w:eastAsia="zh-CN"/>
-        </w:rPr>
-      </w:pPr>
-    </w:p>
-    <w:p>
-      <w:pPr>
-        <w:adjustRightInd w:val="0"/>
-        <w:snapToGrid w:val="0"/>
-        <w:spacing w:line="240" w:lineRule="auto"/>
-        <w:jc w:val="center"/>
-        <w:rPr>
-          <w:rFonts w:hint="eastAsia" w:asciiTheme="minorEastAsia" w:hAnsiTheme="minorEastAsia"/>
-          <w:b/>
-          <w:sz w:val="32"/>
-          <w:szCs w:val="32"/>
-          <w:lang w:val="en-US" w:eastAsia="zh-CN"/>
-        </w:rPr>
-      </w:pPr>
-    </w:p>
-    <w:p>
-      <w:pPr>
-        <w:adjustRightInd w:val="0"/>
-        <w:snapToGrid w:val="0"/>
-        <w:spacing w:line="240" w:lineRule="auto"/>
-        <w:jc w:val="center"/>
-        <w:rPr>
-          <w:rFonts w:hint="eastAsia" w:asciiTheme="minorEastAsia" w:hAnsiTheme="minorEastAsia"/>
-          <w:b/>
-          <w:sz w:val="32"/>
-          <w:szCs w:val="32"/>
-          <w:lang w:val="en-US" w:eastAsia="zh-CN"/>
-        </w:rPr>
-      </w:pPr>
-    </w:p>
-    <w:p>
-      <w:pPr>
-        <w:adjustRightInd w:val="0"/>
-        <w:snapToGrid w:val="0"/>
-        <w:spacing w:line="240" w:lineRule="auto"/>
-        <w:jc w:val="center"/>
-        <w:rPr>
-          <w:rFonts w:hint="eastAsia" w:asciiTheme="minorEastAsia" w:hAnsiTheme="minorEastAsia"/>
-          <w:b/>
-          <w:sz w:val="32"/>
-          <w:szCs w:val="32"/>
-          <w:lang w:val="en-US" w:eastAsia="zh-CN"/>
-        </w:rPr>
-      </w:pPr>
-    </w:p>
-    <w:p>
-      <w:pPr>
-        <w:adjustRightInd w:val="0"/>
-        <w:snapToGrid w:val="0"/>
-        <w:spacing w:line="240" w:lineRule="auto"/>
-        <w:jc w:val="center"/>
-        <w:rPr>
-          <w:rFonts w:hint="eastAsia" w:asciiTheme="minorEastAsia" w:hAnsiTheme="minorEastAsia"/>
-          <w:b/>
-          <w:sz w:val="32"/>
-          <w:szCs w:val="32"/>
-          <w:lang w:val="en-US" w:eastAsia="zh-CN"/>
-        </w:rPr>
-      </w:pPr>
-    </w:p>
-    <w:p>
-      <w:pPr>
-        <w:adjustRightInd w:val="0"/>
-        <w:snapToGrid w:val="0"/>
-        <w:spacing w:line="240" w:lineRule="auto"/>
-        <w:jc w:val="center"/>
-        <w:rPr>
-          <w:rFonts w:hint="eastAsia" w:asciiTheme="minorEastAsia" w:hAnsiTheme="minorEastAsia"/>
-          <w:b/>
-          <w:sz w:val="32"/>
-          <w:szCs w:val="32"/>
-          <w:lang w:val="en-US" w:eastAsia="zh-CN"/>
-        </w:rPr>
-      </w:pPr>
-    </w:p>
-    <w:p>
-      <w:pPr>
-        <w:adjustRightInd w:val="0"/>
-        <w:snapToGrid w:val="0"/>
-        <w:spacing w:line="240" w:lineRule="auto"/>
-        <w:jc w:val="center"/>
-        <w:rPr>
-          <w:rFonts w:hint="eastAsia" w:asciiTheme="minorEastAsia" w:hAnsiTheme="minorEastAsia"/>
-          <w:b/>
-          <w:sz w:val="32"/>
-          <w:szCs w:val="32"/>
-          <w:lang w:val="en-US" w:eastAsia="zh-CN"/>
-        </w:rPr>
-      </w:pPr>
-    </w:p>
-    <w:p>
-      <w:pPr>
-        <w:adjustRightInd w:val="0"/>
-        <w:snapToGrid w:val="0"/>
-        <w:spacing w:line="240" w:lineRule="auto"/>
-        <w:jc w:val="center"/>
-        <w:rPr>
-          <w:rFonts w:hint="eastAsia" w:asciiTheme="minorEastAsia" w:hAnsiTheme="minorEastAsia"/>
-          <w:b/>
-          <w:sz w:val="32"/>
-          <w:szCs w:val="32"/>
-          <w:lang w:val="en-US" w:eastAsia="zh-CN"/>
-        </w:rPr>
-      </w:pPr>
-    </w:p>
-    <w:p>
-      <w:pPr>
-        <w:adjustRightInd w:val="0"/>
-        <w:snapToGrid w:val="0"/>
-        <w:spacing w:line="240" w:lineRule="auto"/>
-        <w:jc w:val="center"/>
-        <w:rPr>
-          <w:rFonts w:hint="eastAsia" w:asciiTheme="minorEastAsia" w:hAnsiTheme="minorEastAsia"/>
-          <w:b/>
-          <w:sz w:val="32"/>
-          <w:szCs w:val="32"/>
-          <w:lang w:val="en-US" w:eastAsia="zh-CN"/>
-        </w:rPr>
-      </w:pPr>
-    </w:p>
-    <w:p>
-      <w:pPr>
-        <w:adjustRightInd w:val="0"/>
-        <w:snapToGrid w:val="0"/>
-        <w:spacing w:line="240" w:lineRule="auto"/>
-        <w:jc w:val="center"/>
-        <w:rPr>
-          <w:rFonts w:hint="eastAsia" w:asciiTheme="minorEastAsia" w:hAnsiTheme="minorEastAsia"/>
-          <w:b/>
-          <w:sz w:val="32"/>
-          <w:szCs w:val="32"/>
-          <w:lang w:val="en-US" w:eastAsia="zh-CN"/>
-        </w:rPr>
-      </w:pPr>
-    </w:p>
-    <w:p>
-      <w:pPr>
-        <w:adjustRightInd w:val="0"/>
-        <w:snapToGrid w:val="0"/>
-        <w:spacing w:line="240" w:lineRule="auto"/>
-        <w:jc w:val="center"/>
-        <w:rPr>
-          <w:rFonts w:hint="eastAsia" w:asciiTheme="minorEastAsia" w:hAnsiTheme="minorEastAsia"/>
-          <w:b/>
-          <w:sz w:val="32"/>
-          <w:szCs w:val="32"/>
-          <w:lang w:val="en-US" w:eastAsia="zh-CN"/>
-        </w:rPr>
-      </w:pPr>
-    </w:p>
-    <w:p>
-      <w:pPr>
-        <w:adjustRightInd w:val="0"/>
-        <w:snapToGrid w:val="0"/>
-        <w:spacing w:line="240" w:lineRule="auto"/>
-        <w:jc w:val="center"/>
-        <w:rPr>
-          <w:rFonts w:hint="eastAsia" w:asciiTheme="minorEastAsia" w:hAnsiTheme="minorEastAsia"/>
-          <w:b/>
-          <w:sz w:val="32"/>
-          <w:szCs w:val="32"/>
-          <w:lang w:val="en-US" w:eastAsia="zh-CN"/>
-        </w:rPr>
-      </w:pPr>
-    </w:p>
-    <w:p>
-      <w:pPr>
-        <w:adjustRightInd w:val="0"/>
-        <w:snapToGrid w:val="0"/>
-        <w:spacing w:line="240" w:lineRule="auto"/>
-        <w:jc w:val="center"/>
-        <w:rPr>
-          <w:rFonts w:hint="eastAsia" w:asciiTheme="minorEastAsia" w:hAnsiTheme="minorEastAsia"/>
-          <w:b/>
-          <w:sz w:val="32"/>
-          <w:szCs w:val="32"/>
-          <w:lang w:val="en-US" w:eastAsia="zh-CN"/>
-        </w:rPr>
-      </w:pPr>
-    </w:p>
-    <w:p>
-      <w:pPr>
-        <w:adjustRightInd w:val="0"/>
-        <w:snapToGrid w:val="0"/>
-        <w:spacing w:line="240" w:lineRule="auto"/>
-        <w:jc w:val="center"/>
-        <w:rPr>
-          <w:rFonts w:hint="eastAsia" w:asciiTheme="minorEastAsia" w:hAnsiTheme="minorEastAsia"/>
-          <w:b/>
-          <w:sz w:val="32"/>
-          <w:szCs w:val="32"/>
-          <w:lang w:val="en-US" w:eastAsia="zh-CN"/>
-        </w:rPr>
-      </w:pPr>
-    </w:p>
-    <w:p>
-      <w:pPr>
-        <w:adjustRightInd w:val="0"/>
-        <w:snapToGrid w:val="0"/>
-        <w:spacing w:line="240" w:lineRule="auto"/>
-        <w:jc w:val="center"/>
-        <w:rPr>
-          <w:rFonts w:hint="eastAsia" w:asciiTheme="minorEastAsia" w:hAnsiTheme="minorEastAsia"/>
-          <w:b/>
-          <w:sz w:val="32"/>
-          <w:szCs w:val="32"/>
-          <w:lang w:val="en-US" w:eastAsia="zh-CN"/>
-        </w:rPr>
-      </w:pPr>
-    </w:p>
-    <w:p>
-      <w:pPr>
-        <w:adjustRightInd w:val="0"/>
-        <w:snapToGrid w:val="0"/>
-        <w:spacing w:line="240" w:lineRule="auto"/>
-        <w:jc w:val="center"/>
-        <w:rPr>
-          <w:rFonts w:hint="eastAsia" w:asciiTheme="minorEastAsia" w:hAnsiTheme="minorEastAsia"/>
-          <w:b/>
-          <w:sz w:val="32"/>
-          <w:szCs w:val="32"/>
-          <w:lang w:val="en-US" w:eastAsia="zh-CN"/>
-        </w:rPr>
-      </w:pPr>
-    </w:p>
-    <w:p>
-      <w:pPr>
-        <w:adjustRightInd w:val="0"/>
-        <w:snapToGrid w:val="0"/>
-        <w:spacing w:line="240" w:lineRule="auto"/>
-        <w:jc w:val="center"/>
-        <w:rPr>
-          <w:rFonts w:hint="eastAsia" w:asciiTheme="minorEastAsia" w:hAnsiTheme="minorEastAsia"/>
-          <w:b/>
-          <w:sz w:val="32"/>
-          <w:szCs w:val="32"/>
-          <w:lang w:val="en-US" w:eastAsia="zh-CN"/>
-        </w:rPr>
-      </w:pPr>
-    </w:p>
-    <w:p>
-      <w:pPr>
-        <w:adjustRightInd w:val="0"/>
-        <w:snapToGrid w:val="0"/>
-        <w:spacing w:line="240" w:lineRule="auto"/>
-        <w:jc w:val="center"/>
-        <w:rPr>
-          <w:rFonts w:hint="eastAsia" w:asciiTheme="minorEastAsia" w:hAnsiTheme="minorEastAsia"/>
-          <w:b/>
-          <w:sz w:val="32"/>
-          <w:szCs w:val="32"/>
-          <w:lang w:val="en-US" w:eastAsia="zh-CN"/>
-        </w:rPr>
-      </w:pPr>
-    </w:p>
-    <w:p>
-      <w:pPr>
-        <w:adjustRightInd w:val="0"/>
-        <w:snapToGrid w:val="0"/>
-        <w:spacing w:line="240" w:lineRule="auto"/>
-        <w:jc w:val="center"/>
-        <w:rPr>
-          <w:rFonts w:hint="eastAsia" w:asciiTheme="minorEastAsia" w:hAnsiTheme="minorEastAsia"/>
-          <w:b/>
-          <w:sz w:val="32"/>
-          <w:szCs w:val="32"/>
-          <w:lang w:val="en-US" w:eastAsia="zh-CN"/>
-        </w:rPr>
-      </w:pPr>
-    </w:p>
-    <w:p>
-      <w:pPr>
-        <w:adjustRightInd w:val="0"/>
-        <w:snapToGrid w:val="0"/>
-        <w:spacing w:line="240" w:lineRule="auto"/>
-        <w:jc w:val="center"/>
+        <w:textAlignment w:val="auto"/>
         <w:rPr>
           <w:rFonts w:hint="eastAsia" w:asciiTheme="minorEastAsia" w:hAnsiTheme="minorEastAsia"/>
           <w:b/>
@@ -3815,6 +3371,7 @@
       <w:r>
         <w:rPr>
           <w:rFonts w:hint="eastAsia" w:ascii="仿宋" w:hAnsi="仿宋" w:eastAsia="仿宋" w:cs="仿宋"/>
+          <w:color w:val="0000FF"/>
           <w:sz w:val="30"/>
           <w:szCs w:val="30"/>
           <w:u w:val="single"/>
@@ -3867,12 +3424,13 @@
       <w:r>
         <w:rPr>
           <w:rFonts w:hint="eastAsia" w:ascii="仿宋" w:hAnsi="仿宋" w:eastAsia="仿宋" w:cs="仿宋"/>
+          <w:color w:val="0000FF"/>
           <w:sz w:val="30"/>
           <w:szCs w:val="30"/>
           <w:u w:val="single"/>
           <w:lang w:val="en-US" w:eastAsia="zh-CN"/>
         </w:rPr>
-        <w:t>{{yixiang_baoming_neirong}}</w:t>
+        <w:t>{{caigou_neirong}}</w:t>
       </w:r>
       <w:r>
         <w:rPr>
@@ -4001,7 +3559,19 @@
           <w:szCs w:val="28"/>
           <w:highlight w:val="none"/>
         </w:rPr>
-        <w:t xml:space="preserve">                                   日期：   年   月   日</w:t>
+        <w:t xml:space="preserve">           </w:t>
+      </w:r>
+      <w:bookmarkStart w:id="1" w:name="_GoBack"/>
+      <w:bookmarkEnd w:id="1"/>
+      <w:r>
+        <w:rPr>
+          <w:rFonts w:ascii="Times New Roman" w:hAnsi="Times New Roman" w:eastAsia="仿宋_GB2312" w:cs="Times New Roman"/>
+          <w:color w:val="auto"/>
+          <w:sz w:val="28"/>
+          <w:szCs w:val="28"/>
+          <w:highlight w:val="none"/>
+        </w:rPr>
+        <w:t xml:space="preserve">                        日期：   年   月   日</w:t>
       </w:r>
     </w:p>
     <w:p>
